--- a/output/docx/CRUDSecuInfo.docx
+++ b/output/docx/CRUDSecuInfo.docx
@@ -229,17 +229,17 @@
               <w:rPr>
                 <w:sz w:val="18"/>
               </w:rPr>
-              <w:t>superAdmin: seleciona o botao 'Create Secu Info'</w:t>
-            </w:r>
-          </w:p>
-        </w:tc>
-        <w:tc>
-          <w:p>
-            <w:r>
-              <w:rPr>
-                <w:sz w:val="18"/>
-              </w:rPr>
-              <w:t>SYSTEM exibe pagina com campos de cadastro de novo Secu Info</w:t>
+              <w:t>superAdmin: seleciona o botão 'Create Secu Info'</w:t>
+            </w:r>
+          </w:p>
+        </w:tc>
+        <w:tc>
+          <w:p>
+            <w:r>
+              <w:rPr>
+                <w:sz w:val="18"/>
+              </w:rPr>
+              <w:t>SYSTEM exibe página com campos de cadastro de novo Secu Info</w:t>
             </w:r>
           </w:p>
         </w:tc>
@@ -271,7 +271,7 @@
               <w:rPr>
                 <w:sz w:val="18"/>
               </w:rPr>
-              <w:t>SYSTEM exibe pagina com dados do novo Secu Info e mensagem que um novo entrada foi adicionado</w:t>
+              <w:t>SYSTEM exibe página com dados do novo Secu Info e mensagem que um novo entrada foi adicionado</w:t>
             </w:r>
           </w:p>
         </w:tc>
@@ -293,7 +293,7 @@
               <w:rPr>
                 <w:sz w:val="18"/>
               </w:rPr>
-              <w:t>superAdmin: seleciona opcao 'Secu Info' no menu Settings</w:t>
+              <w:t>superAdmin: seleciona opção 'Secu Info' no menu Settings</w:t>
             </w:r>
           </w:p>
         </w:tc>
@@ -357,7 +357,7 @@
               <w:rPr>
                 <w:sz w:val="18"/>
               </w:rPr>
-              <w:t>superAdmin: clica no botao 'Cancel'</w:t>
+              <w:t>superAdmin: clica no botão 'Cancel'</w:t>
             </w:r>
           </w:p>
         </w:tc>
@@ -388,7 +388,7 @@
           <w:sz w:val="24"/>
           <w:color w:val="2B6CB0"/>
         </w:rPr>
-        <w:t>[TC2] Alternative Flow 1: Cancela criacao</w:t>
+        <w:t>[TC2] Alternative Flow 1: Cancela criação</w:t>
       </w:r>
     </w:p>
     <w:p>
@@ -547,17 +547,17 @@
               <w:rPr>
                 <w:sz w:val="18"/>
               </w:rPr>
-              <w:t>superAdmin: seleciona o botao 'Create Secu Info'</w:t>
-            </w:r>
-          </w:p>
-        </w:tc>
-        <w:tc>
-          <w:p>
-            <w:r>
-              <w:rPr>
-                <w:sz w:val="18"/>
-              </w:rPr>
-              <w:t>SYSTEM exibe pagina com campos de cadastro de novo Secu Info</w:t>
+              <w:t>superAdmin: seleciona o botão 'Create Secu Info'</w:t>
+            </w:r>
+          </w:p>
+        </w:tc>
+        <w:tc>
+          <w:p>
+            <w:r>
+              <w:rPr>
+                <w:sz w:val="18"/>
+              </w:rPr>
+              <w:t>SYSTEM exibe página com campos de cadastro de novo Secu Info</w:t>
             </w:r>
           </w:p>
         </w:tc>
@@ -579,7 +579,7 @@
               <w:rPr>
                 <w:sz w:val="18"/>
               </w:rPr>
-              <w:t>superAdmin: Cancela criacao</w:t>
+              <w:t>superAdmin: Cancela criação</w:t>
             </w:r>
           </w:p>
         </w:tc>
@@ -611,17 +611,17 @@
               <w:rPr>
                 <w:sz w:val="18"/>
               </w:rPr>
-              <w:t>superAdmin: seleciona o botao 'Create Secu Info'</w:t>
-            </w:r>
-          </w:p>
-        </w:tc>
-        <w:tc>
-          <w:p>
-            <w:r>
-              <w:rPr>
-                <w:sz w:val="18"/>
-              </w:rPr>
-              <w:t>SYSTEM exibe pagina com campos de cadastro de novo Secu Info</w:t>
+              <w:t>superAdmin: seleciona o botão 'Create Secu Info'</w:t>
+            </w:r>
+          </w:p>
+        </w:tc>
+        <w:tc>
+          <w:p>
+            <w:r>
+              <w:rPr>
+                <w:sz w:val="18"/>
+              </w:rPr>
+              <w:t>SYSTEM exibe página com campos de cadastro de novo Secu Info</w:t>
             </w:r>
           </w:p>
         </w:tc>
@@ -653,7 +653,7 @@
               <w:rPr>
                 <w:sz w:val="18"/>
               </w:rPr>
-              <w:t>SYSTEM exibe pagina com dados do novo Secu Info e mensagem que um novo entrada foi adicionado</w:t>
+              <w:t>SYSTEM exibe página com dados do novo Secu Info e mensagem que um novo entrada foi adicionado</w:t>
             </w:r>
           </w:p>
         </w:tc>
@@ -675,7 +675,7 @@
               <w:rPr>
                 <w:sz w:val="18"/>
               </w:rPr>
-              <w:t>superAdmin: seleciona opcao 'Secu Info' no menu Settings</w:t>
+              <w:t>superAdmin: seleciona opção 'Secu Info' no menu Settings</w:t>
             </w:r>
           </w:p>
         </w:tc>
@@ -739,7 +739,7 @@
               <w:rPr>
                 <w:sz w:val="18"/>
               </w:rPr>
-              <w:t>superAdmin: clica no botao 'Cancel'</w:t>
+              <w:t>superAdmin: clica no botão 'Cancel'</w:t>
             </w:r>
           </w:p>
         </w:tc>
@@ -929,17 +929,17 @@
               <w:rPr>
                 <w:sz w:val="18"/>
               </w:rPr>
-              <w:t>superAdmin: seleciona o botao 'Create Secu Info'</w:t>
-            </w:r>
-          </w:p>
-        </w:tc>
-        <w:tc>
-          <w:p>
-            <w:r>
-              <w:rPr>
-                <w:sz w:val="18"/>
-              </w:rPr>
-              <w:t>SYSTEM exibe pagina com campos de cadastro de novo Secu Info</w:t>
+              <w:t>superAdmin: seleciona o botão 'Create Secu Info'</w:t>
+            </w:r>
+          </w:p>
+        </w:tc>
+        <w:tc>
+          <w:p>
+            <w:r>
+              <w:rPr>
+                <w:sz w:val="18"/>
+              </w:rPr>
+              <w:t>SYSTEM exibe página com campos de cadastro de novo Secu Info</w:t>
             </w:r>
           </w:p>
         </w:tc>
@@ -971,7 +971,7 @@
               <w:rPr>
                 <w:sz w:val="18"/>
               </w:rPr>
-              <w:t>SYSTEM exibe pagina com dados do novo Secu Info e mensagem que um novo entrada foi adicionado</w:t>
+              <w:t>SYSTEM exibe página com dados do novo Secu Info e mensagem que um novo entrada foi adicionado</w:t>
             </w:r>
           </w:p>
         </w:tc>
@@ -993,7 +993,7 @@
               <w:rPr>
                 <w:sz w:val="18"/>
               </w:rPr>
-              <w:t>superAdmin: seleciona opcao 'Secu Info' no menu Settings</w:t>
+              <w:t>superAdmin: seleciona opção 'Secu Info' no menu Settings</w:t>
             </w:r>
           </w:p>
         </w:tc>
@@ -1057,7 +1057,7 @@
               <w:rPr>
                 <w:sz w:val="18"/>
               </w:rPr>
-              <w:t>superAdmin: clica no botao 'Edit'</w:t>
+              <w:t>superAdmin: clica no botão 'Edit'</w:t>
             </w:r>
           </w:p>
         </w:tc>
@@ -1121,17 +1121,17 @@
               <w:rPr>
                 <w:sz w:val="18"/>
               </w:rPr>
-              <w:t>superAdmin: seleciona o botao 'Create Secu Info'</w:t>
-            </w:r>
-          </w:p>
-        </w:tc>
-        <w:tc>
-          <w:p>
-            <w:r>
-              <w:rPr>
-                <w:sz w:val="18"/>
-              </w:rPr>
-              <w:t>SYSTEM exibe pagina com campos de cadastro de novo Secu Info</w:t>
+              <w:t>superAdmin: seleciona o botão 'Create Secu Info'</w:t>
+            </w:r>
+          </w:p>
+        </w:tc>
+        <w:tc>
+          <w:p>
+            <w:r>
+              <w:rPr>
+                <w:sz w:val="18"/>
+              </w:rPr>
+              <w:t>SYSTEM exibe página com campos de cadastro de novo Secu Info</w:t>
             </w:r>
           </w:p>
         </w:tc>
@@ -1163,7 +1163,7 @@
               <w:rPr>
                 <w:sz w:val="18"/>
               </w:rPr>
-              <w:t>SYSTEM exibe pagina com dados do novo Secu Info e mensagem que um novo entrada foi adicionado</w:t>
+              <w:t>SYSTEM exibe página com dados do novo Secu Info e mensagem que um novo entrada foi adicionado</w:t>
             </w:r>
           </w:p>
         </w:tc>
@@ -1185,7 +1185,7 @@
               <w:rPr>
                 <w:sz w:val="18"/>
               </w:rPr>
-              <w:t>superAdmin: seleciona opcao 'Secu Info' no menu Settings</w:t>
+              <w:t>superAdmin: seleciona opção 'Secu Info' no menu Settings</w:t>
             </w:r>
           </w:p>
         </w:tc>
@@ -1249,7 +1249,7 @@
               <w:rPr>
                 <w:sz w:val="18"/>
               </w:rPr>
-              <w:t>superAdmin: clica no botao 'Cancel'</w:t>
+              <w:t>superAdmin: clica no botão 'Cancel'</w:t>
             </w:r>
           </w:p>
         </w:tc>
@@ -1439,17 +1439,17 @@
               <w:rPr>
                 <w:sz w:val="18"/>
               </w:rPr>
-              <w:t>superAdmin: seleciona o botao 'Create Secu Info'</w:t>
-            </w:r>
-          </w:p>
-        </w:tc>
-        <w:tc>
-          <w:p>
-            <w:r>
-              <w:rPr>
-                <w:sz w:val="18"/>
-              </w:rPr>
-              <w:t>SYSTEM exibe pagina com campos de cadastro de novo Secu Info</w:t>
+              <w:t>superAdmin: seleciona o botão 'Create Secu Info'</w:t>
+            </w:r>
+          </w:p>
+        </w:tc>
+        <w:tc>
+          <w:p>
+            <w:r>
+              <w:rPr>
+                <w:sz w:val="18"/>
+              </w:rPr>
+              <w:t>SYSTEM exibe página com campos de cadastro de novo Secu Info</w:t>
             </w:r>
           </w:p>
         </w:tc>
@@ -1481,7 +1481,7 @@
               <w:rPr>
                 <w:sz w:val="18"/>
               </w:rPr>
-              <w:t>SYSTEM exibe pagina com dados do novo Secu Info e mensagem que um novo entrada foi adicionado</w:t>
+              <w:t>SYSTEM exibe página com dados do novo Secu Info e mensagem que um novo entrada foi adicionado</w:t>
             </w:r>
           </w:p>
         </w:tc>
@@ -1503,7 +1503,7 @@
               <w:rPr>
                 <w:sz w:val="18"/>
               </w:rPr>
-              <w:t>superAdmin: seleciona opcao 'Secu Info' no menu Settings</w:t>
+              <w:t>superAdmin: seleciona opção 'Secu Info' no menu Settings</w:t>
             </w:r>
           </w:p>
         </w:tc>
@@ -1567,17 +1567,17 @@
               <w:rPr>
                 <w:sz w:val="18"/>
               </w:rPr>
-              <w:t>superAdmin: clica no botao 'Delete'</w:t>
-            </w:r>
-          </w:p>
-        </w:tc>
-        <w:tc>
-          <w:p>
-            <w:r>
-              <w:rPr>
-                <w:sz w:val="18"/>
-              </w:rPr>
-              <w:t>SYSTEM exibe mensagem solicitando confirmacao</w:t>
+              <w:t>superAdmin: clica no botão 'Delete'</w:t>
+            </w:r>
+          </w:p>
+        </w:tc>
+        <w:tc>
+          <w:p>
+            <w:r>
+              <w:rPr>
+                <w:sz w:val="18"/>
+              </w:rPr>
+              <w:t>SYSTEM exibe mensagem solicitando confirmação</w:t>
             </w:r>
           </w:p>
         </w:tc>
@@ -1631,17 +1631,17 @@
               <w:rPr>
                 <w:sz w:val="18"/>
               </w:rPr>
-              <w:t>superAdmin: seleciona o botao 'Create Secu Info'</w:t>
-            </w:r>
-          </w:p>
-        </w:tc>
-        <w:tc>
-          <w:p>
-            <w:r>
-              <w:rPr>
-                <w:sz w:val="18"/>
-              </w:rPr>
-              <w:t>SYSTEM exibe pagina com campos de cadastro de novo Secu Info</w:t>
+              <w:t>superAdmin: seleciona o botão 'Create Secu Info'</w:t>
+            </w:r>
+          </w:p>
+        </w:tc>
+        <w:tc>
+          <w:p>
+            <w:r>
+              <w:rPr>
+                <w:sz w:val="18"/>
+              </w:rPr>
+              <w:t>SYSTEM exibe página com campos de cadastro de novo Secu Info</w:t>
             </w:r>
           </w:p>
         </w:tc>
@@ -1673,7 +1673,7 @@
               <w:rPr>
                 <w:sz w:val="18"/>
               </w:rPr>
-              <w:t>SYSTEM exibe pagina com dados do novo Secu Info e mensagem que um novo entrada foi adicionado</w:t>
+              <w:t>SYSTEM exibe página com dados do novo Secu Info e mensagem que um novo entrada foi adicionado</w:t>
             </w:r>
           </w:p>
         </w:tc>
@@ -1695,7 +1695,7 @@
               <w:rPr>
                 <w:sz w:val="18"/>
               </w:rPr>
-              <w:t>superAdmin: seleciona opcao 'Secu Info' no menu Settings</w:t>
+              <w:t>superAdmin: seleciona opção 'Secu Info' no menu Settings</w:t>
             </w:r>
           </w:p>
         </w:tc>
@@ -1759,7 +1759,7 @@
               <w:rPr>
                 <w:sz w:val="18"/>
               </w:rPr>
-              <w:t>superAdmin: clica no botao 'Cancel'</w:t>
+              <w:t>superAdmin: clica no botão 'Cancel'</w:t>
             </w:r>
           </w:p>
         </w:tc>

--- a/output/docx/CRUDSecuInfo.docx
+++ b/output/docx/CRUDSecuInfo.docx
@@ -229,7 +229,7 @@
               <w:rPr>
                 <w:sz w:val="18"/>
               </w:rPr>
-              <w:t>superAdmin: seleciona o botão 'Create Secu Info'</w:t>
+              <w:t>superAdmin: seleciona o botão 'Create Secu Info', situado no lado direito inferior da tela</w:t>
             </w:r>
           </w:p>
         </w:tc>
@@ -388,7 +388,7 @@
           <w:sz w:val="24"/>
           <w:color w:val="2B6CB0"/>
         </w:rPr>
-        <w:t>[TC2] Alternative Flow 1: Cancela criação</w:t>
+        <w:t>[TC2] Alternative Flow 1: Campo fora da formatação esperada</w:t>
       </w:r>
     </w:p>
     <w:p>
@@ -547,7 +547,7 @@
               <w:rPr>
                 <w:sz w:val="18"/>
               </w:rPr>
-              <w:t>superAdmin: seleciona o botão 'Create Secu Info'</w:t>
+              <w:t>superAdmin: seleciona o botão 'Create Secu Info', situado no lado direito inferior da tela</w:t>
             </w:r>
           </w:p>
         </w:tc>
@@ -579,7 +579,71 @@
               <w:rPr>
                 <w:sz w:val="18"/>
               </w:rPr>
-              <w:t>superAdmin: Cancela criação</w:t>
+              <w:t xml:space="preserve">superAdmin: preenche incorretamente os campos 'Secu Info' e/ou 'Sxx' e pressiona o botão 'Create' </w:t>
+            </w:r>
+          </w:p>
+        </w:tc>
+        <w:tc>
+          <w:p>
+            <w:r>
+              <w:rPr>
+                <w:sz w:val="18"/>
+              </w:rPr>
+              <w:t>SYSTEM exibe mensagem informando que os dados não correspondem a formatação esperada</w:t>
+            </w:r>
+          </w:p>
+        </w:tc>
+      </w:tr>
+      <w:tr>
+        <w:tc>
+          <w:p>
+            <w:r>
+              <w:rPr>
+                <w:sz w:val="18"/>
+              </w:rPr>
+              <w:t>4</w:t>
+            </w:r>
+          </w:p>
+        </w:tc>
+        <w:tc>
+          <w:p>
+            <w:r>
+              <w:rPr>
+                <w:sz w:val="18"/>
+              </w:rPr>
+              <w:t xml:space="preserve">superAdmin: preenche corretamente os campos 'Secu Info' e 'Sxx' e pressiona o botão 'Create' </w:t>
+            </w:r>
+          </w:p>
+        </w:tc>
+        <w:tc>
+          <w:p>
+            <w:r>
+              <w:rPr>
+                <w:sz w:val="18"/>
+              </w:rPr>
+              <w:t>SYSTEM exibe página com dados do novo Secu Info e mensagem que um novo entrada foi adicionado</w:t>
+            </w:r>
+          </w:p>
+        </w:tc>
+      </w:tr>
+      <w:tr>
+        <w:tc>
+          <w:p>
+            <w:r>
+              <w:rPr>
+                <w:sz w:val="18"/>
+              </w:rPr>
+              <w:t>5</w:t>
+            </w:r>
+          </w:p>
+        </w:tc>
+        <w:tc>
+          <w:p>
+            <w:r>
+              <w:rPr>
+                <w:sz w:val="18"/>
+              </w:rPr>
+              <w:t>superAdmin: seleciona opção 'Secu Info' no menu Settings</w:t>
             </w:r>
           </w:p>
         </w:tc>
@@ -601,70 +665,6 @@
               <w:rPr>
                 <w:sz w:val="18"/>
               </w:rPr>
-              <w:t>4</w:t>
-            </w:r>
-          </w:p>
-        </w:tc>
-        <w:tc>
-          <w:p>
-            <w:r>
-              <w:rPr>
-                <w:sz w:val="18"/>
-              </w:rPr>
-              <w:t>superAdmin: seleciona o botão 'Create Secu Info'</w:t>
-            </w:r>
-          </w:p>
-        </w:tc>
-        <w:tc>
-          <w:p>
-            <w:r>
-              <w:rPr>
-                <w:sz w:val="18"/>
-              </w:rPr>
-              <w:t>SYSTEM exibe página com campos de cadastro de novo Secu Info</w:t>
-            </w:r>
-          </w:p>
-        </w:tc>
-      </w:tr>
-      <w:tr>
-        <w:tc>
-          <w:p>
-            <w:r>
-              <w:rPr>
-                <w:sz w:val="18"/>
-              </w:rPr>
-              <w:t>5</w:t>
-            </w:r>
-          </w:p>
-        </w:tc>
-        <w:tc>
-          <w:p>
-            <w:r>
-              <w:rPr>
-                <w:sz w:val="18"/>
-              </w:rPr>
-              <w:t xml:space="preserve">superAdmin: preenche corretamente os campos 'Secu Info' e 'Sxx' e pressiona o botão 'Create' </w:t>
-            </w:r>
-          </w:p>
-        </w:tc>
-        <w:tc>
-          <w:p>
-            <w:r>
-              <w:rPr>
-                <w:sz w:val="18"/>
-              </w:rPr>
-              <w:t>SYSTEM exibe página com dados do novo Secu Info e mensagem que um novo entrada foi adicionado</w:t>
-            </w:r>
-          </w:p>
-        </w:tc>
-      </w:tr>
-      <w:tr>
-        <w:tc>
-          <w:p>
-            <w:r>
-              <w:rPr>
-                <w:sz w:val="18"/>
-              </w:rPr>
               <w:t>6</w:t>
             </w:r>
           </w:p>
@@ -675,17 +675,17 @@
               <w:rPr>
                 <w:sz w:val="18"/>
               </w:rPr>
-              <w:t>superAdmin: seleciona opção 'Secu Info' no menu Settings</w:t>
-            </w:r>
-          </w:p>
-        </w:tc>
-        <w:tc>
-          <w:p>
-            <w:r>
-              <w:rPr>
-                <w:sz w:val="18"/>
-              </w:rPr>
-              <w:t>SYSTEM exibe lista de Secu Infos</w:t>
+              <w:t>superAdmin: clica no nome de uma Secu Info</w:t>
+            </w:r>
+          </w:p>
+        </w:tc>
+        <w:tc>
+          <w:p>
+            <w:r>
+              <w:rPr>
+                <w:sz w:val="18"/>
+              </w:rPr>
+              <w:t>SYSTEM exibe dados da Secu Info</w:t>
             </w:r>
           </w:p>
         </w:tc>
@@ -698,38 +698,6 @@
                 <w:sz w:val="18"/>
               </w:rPr>
               <w:t>7</w:t>
-            </w:r>
-          </w:p>
-        </w:tc>
-        <w:tc>
-          <w:p>
-            <w:r>
-              <w:rPr>
-                <w:sz w:val="18"/>
-              </w:rPr>
-              <w:t>superAdmin: clica no nome de uma Secu Info</w:t>
-            </w:r>
-          </w:p>
-        </w:tc>
-        <w:tc>
-          <w:p>
-            <w:r>
-              <w:rPr>
-                <w:sz w:val="18"/>
-              </w:rPr>
-              <w:t>SYSTEM exibe dados da Secu Info</w:t>
-            </w:r>
-          </w:p>
-        </w:tc>
-      </w:tr>
-      <w:tr>
-        <w:tc>
-          <w:p>
-            <w:r>
-              <w:rPr>
-                <w:sz w:val="18"/>
-              </w:rPr>
-              <w:t>8</w:t>
             </w:r>
           </w:p>
         </w:tc>
@@ -770,7 +738,7 @@
           <w:sz w:val="24"/>
           <w:color w:val="2B6CB0"/>
         </w:rPr>
-        <w:t>[TC3] Alternative Flow 3: Edita dados</w:t>
+        <w:t>[TC3] Alternative Flow 2: Cancela criação</w:t>
       </w:r>
     </w:p>
     <w:p>
@@ -929,7 +897,7 @@
               <w:rPr>
                 <w:sz w:val="18"/>
               </w:rPr>
-              <w:t>superAdmin: seleciona o botão 'Create Secu Info'</w:t>
+              <w:t>superAdmin: seleciona o botão 'Create Secu Info', situado no lado direito inferior da tela</w:t>
             </w:r>
           </w:p>
         </w:tc>
@@ -961,6 +929,70 @@
               <w:rPr>
                 <w:sz w:val="18"/>
               </w:rPr>
+              <w:t>superAdmin: Cancela criação</w:t>
+            </w:r>
+          </w:p>
+        </w:tc>
+        <w:tc>
+          <w:p>
+            <w:r>
+              <w:rPr>
+                <w:sz w:val="18"/>
+              </w:rPr>
+              <w:t>SYSTEM exibe lista de Secu Infos</w:t>
+            </w:r>
+          </w:p>
+        </w:tc>
+      </w:tr>
+      <w:tr>
+        <w:tc>
+          <w:p>
+            <w:r>
+              <w:rPr>
+                <w:sz w:val="18"/>
+              </w:rPr>
+              <w:t>4</w:t>
+            </w:r>
+          </w:p>
+        </w:tc>
+        <w:tc>
+          <w:p>
+            <w:r>
+              <w:rPr>
+                <w:sz w:val="18"/>
+              </w:rPr>
+              <w:t>superAdmin: seleciona o botão 'Create Secu Info', situado no lado direito inferior da tela</w:t>
+            </w:r>
+          </w:p>
+        </w:tc>
+        <w:tc>
+          <w:p>
+            <w:r>
+              <w:rPr>
+                <w:sz w:val="18"/>
+              </w:rPr>
+              <w:t>SYSTEM exibe página com campos de cadastro de novo Secu Info</w:t>
+            </w:r>
+          </w:p>
+        </w:tc>
+      </w:tr>
+      <w:tr>
+        <w:tc>
+          <w:p>
+            <w:r>
+              <w:rPr>
+                <w:sz w:val="18"/>
+              </w:rPr>
+              <w:t>5</w:t>
+            </w:r>
+          </w:p>
+        </w:tc>
+        <w:tc>
+          <w:p>
+            <w:r>
+              <w:rPr>
+                <w:sz w:val="18"/>
+              </w:rPr>
               <w:t xml:space="preserve">superAdmin: preenche corretamente os campos 'Secu Info' e 'Sxx' e pressiona o botão 'Create' </w:t>
             </w:r>
           </w:p>
@@ -983,7 +1015,7 @@
               <w:rPr>
                 <w:sz w:val="18"/>
               </w:rPr>
-              <w:t>4</w:t>
+              <w:t>6</w:t>
             </w:r>
           </w:p>
         </w:tc>
@@ -1015,7 +1047,7 @@
               <w:rPr>
                 <w:sz w:val="18"/>
               </w:rPr>
-              <w:t>5</w:t>
+              <w:t>7</w:t>
             </w:r>
           </w:p>
         </w:tc>
@@ -1047,199 +1079,7 @@
               <w:rPr>
                 <w:sz w:val="18"/>
               </w:rPr>
-              <w:t>6</w:t>
-            </w:r>
-          </w:p>
-        </w:tc>
-        <w:tc>
-          <w:p>
-            <w:r>
-              <w:rPr>
-                <w:sz w:val="18"/>
-              </w:rPr>
-              <w:t>superAdmin: clica no botão 'Edit'</w:t>
-            </w:r>
-          </w:p>
-        </w:tc>
-        <w:tc>
-          <w:p>
-            <w:r>
-              <w:rPr>
-                <w:sz w:val="18"/>
-              </w:rPr>
-              <w:t>SYSTEM exibe campos do Secu Info com valores atuais que podem ser editados</w:t>
-            </w:r>
-          </w:p>
-        </w:tc>
-      </w:tr>
-      <w:tr>
-        <w:tc>
-          <w:p>
-            <w:r>
-              <w:rPr>
-                <w:sz w:val="18"/>
-              </w:rPr>
-              <w:t>7</w:t>
-            </w:r>
-          </w:p>
-        </w:tc>
-        <w:tc>
-          <w:p>
-            <w:r>
-              <w:rPr>
-                <w:sz w:val="18"/>
-              </w:rPr>
-              <w:t>superAdmin: preenche os novos valores e pressiona o botão 'Update</w:t>
-            </w:r>
-          </w:p>
-        </w:tc>
-        <w:tc>
-          <w:p>
-            <w:r>
-              <w:rPr>
-                <w:sz w:val="18"/>
-              </w:rPr>
-              <w:t>SYSTEM exibe lista de Secu Infos</w:t>
-            </w:r>
-          </w:p>
-        </w:tc>
-      </w:tr>
-      <w:tr>
-        <w:tc>
-          <w:p>
-            <w:r>
-              <w:rPr>
-                <w:sz w:val="18"/>
-              </w:rPr>
               <w:t>8</w:t>
-            </w:r>
-          </w:p>
-        </w:tc>
-        <w:tc>
-          <w:p>
-            <w:r>
-              <w:rPr>
-                <w:sz w:val="18"/>
-              </w:rPr>
-              <w:t>superAdmin: seleciona o botão 'Create Secu Info'</w:t>
-            </w:r>
-          </w:p>
-        </w:tc>
-        <w:tc>
-          <w:p>
-            <w:r>
-              <w:rPr>
-                <w:sz w:val="18"/>
-              </w:rPr>
-              <w:t>SYSTEM exibe página com campos de cadastro de novo Secu Info</w:t>
-            </w:r>
-          </w:p>
-        </w:tc>
-      </w:tr>
-      <w:tr>
-        <w:tc>
-          <w:p>
-            <w:r>
-              <w:rPr>
-                <w:sz w:val="18"/>
-              </w:rPr>
-              <w:t>9</w:t>
-            </w:r>
-          </w:p>
-        </w:tc>
-        <w:tc>
-          <w:p>
-            <w:r>
-              <w:rPr>
-                <w:sz w:val="18"/>
-              </w:rPr>
-              <w:t xml:space="preserve">superAdmin: preenche corretamente os campos 'Secu Info' e 'Sxx' e pressiona o botão 'Create' </w:t>
-            </w:r>
-          </w:p>
-        </w:tc>
-        <w:tc>
-          <w:p>
-            <w:r>
-              <w:rPr>
-                <w:sz w:val="18"/>
-              </w:rPr>
-              <w:t>SYSTEM exibe página com dados do novo Secu Info e mensagem que um novo entrada foi adicionado</w:t>
-            </w:r>
-          </w:p>
-        </w:tc>
-      </w:tr>
-      <w:tr>
-        <w:tc>
-          <w:p>
-            <w:r>
-              <w:rPr>
-                <w:sz w:val="18"/>
-              </w:rPr>
-              <w:t>10</w:t>
-            </w:r>
-          </w:p>
-        </w:tc>
-        <w:tc>
-          <w:p>
-            <w:r>
-              <w:rPr>
-                <w:sz w:val="18"/>
-              </w:rPr>
-              <w:t>superAdmin: seleciona opção 'Secu Info' no menu Settings</w:t>
-            </w:r>
-          </w:p>
-        </w:tc>
-        <w:tc>
-          <w:p>
-            <w:r>
-              <w:rPr>
-                <w:sz w:val="18"/>
-              </w:rPr>
-              <w:t>SYSTEM exibe lista de Secu Infos</w:t>
-            </w:r>
-          </w:p>
-        </w:tc>
-      </w:tr>
-      <w:tr>
-        <w:tc>
-          <w:p>
-            <w:r>
-              <w:rPr>
-                <w:sz w:val="18"/>
-              </w:rPr>
-              <w:t>11</w:t>
-            </w:r>
-          </w:p>
-        </w:tc>
-        <w:tc>
-          <w:p>
-            <w:r>
-              <w:rPr>
-                <w:sz w:val="18"/>
-              </w:rPr>
-              <w:t>superAdmin: clica no nome de uma Secu Info</w:t>
-            </w:r>
-          </w:p>
-        </w:tc>
-        <w:tc>
-          <w:p>
-            <w:r>
-              <w:rPr>
-                <w:sz w:val="18"/>
-              </w:rPr>
-              <w:t>SYSTEM exibe dados da Secu Info</w:t>
-            </w:r>
-          </w:p>
-        </w:tc>
-      </w:tr>
-      <w:tr>
-        <w:tc>
-          <w:p>
-            <w:r>
-              <w:rPr>
-                <w:sz w:val="18"/>
-              </w:rPr>
-              <w:t>12</w:t>
             </w:r>
           </w:p>
         </w:tc>
@@ -1280,7 +1120,7 @@
           <w:sz w:val="24"/>
           <w:color w:val="2B6CB0"/>
         </w:rPr>
-        <w:t>[TC4] Alternative Flow 4: Deleta Secu Info</w:t>
+        <w:t>[TC4] Alternative Flow 3: Edita dados</w:t>
       </w:r>
     </w:p>
     <w:p>
@@ -1439,7 +1279,7 @@
               <w:rPr>
                 <w:sz w:val="18"/>
               </w:rPr>
-              <w:t>superAdmin: seleciona o botão 'Create Secu Info'</w:t>
+              <w:t>superAdmin: seleciona o botão 'Create Secu Info', situado no lado direito inferior da tela</w:t>
             </w:r>
           </w:p>
         </w:tc>
@@ -1567,6 +1407,516 @@
               <w:rPr>
                 <w:sz w:val="18"/>
               </w:rPr>
+              <w:t>superAdmin: clica no botão 'Edit'</w:t>
+            </w:r>
+          </w:p>
+        </w:tc>
+        <w:tc>
+          <w:p>
+            <w:r>
+              <w:rPr>
+                <w:sz w:val="18"/>
+              </w:rPr>
+              <w:t>SYSTEM exibe campos do Secu Info com valores atuais que podem ser editados</w:t>
+            </w:r>
+          </w:p>
+        </w:tc>
+      </w:tr>
+      <w:tr>
+        <w:tc>
+          <w:p>
+            <w:r>
+              <w:rPr>
+                <w:sz w:val="18"/>
+              </w:rPr>
+              <w:t>7</w:t>
+            </w:r>
+          </w:p>
+        </w:tc>
+        <w:tc>
+          <w:p>
+            <w:r>
+              <w:rPr>
+                <w:sz w:val="18"/>
+              </w:rPr>
+              <w:t>superAdmin: preenche os novos valores e pressiona o botão 'Update</w:t>
+            </w:r>
+          </w:p>
+        </w:tc>
+        <w:tc>
+          <w:p>
+            <w:r>
+              <w:rPr>
+                <w:sz w:val="18"/>
+              </w:rPr>
+              <w:t>SYSTEM exibe lista de Secu Infos</w:t>
+            </w:r>
+          </w:p>
+        </w:tc>
+      </w:tr>
+      <w:tr>
+        <w:tc>
+          <w:p>
+            <w:r>
+              <w:rPr>
+                <w:sz w:val="18"/>
+              </w:rPr>
+              <w:t>8</w:t>
+            </w:r>
+          </w:p>
+        </w:tc>
+        <w:tc>
+          <w:p>
+            <w:r>
+              <w:rPr>
+                <w:sz w:val="18"/>
+              </w:rPr>
+              <w:t>superAdmin: seleciona o botão 'Create Secu Info', situado no lado direito inferior da tela</w:t>
+            </w:r>
+          </w:p>
+        </w:tc>
+        <w:tc>
+          <w:p>
+            <w:r>
+              <w:rPr>
+                <w:sz w:val="18"/>
+              </w:rPr>
+              <w:t>SYSTEM exibe página com campos de cadastro de novo Secu Info</w:t>
+            </w:r>
+          </w:p>
+        </w:tc>
+      </w:tr>
+      <w:tr>
+        <w:tc>
+          <w:p>
+            <w:r>
+              <w:rPr>
+                <w:sz w:val="18"/>
+              </w:rPr>
+              <w:t>9</w:t>
+            </w:r>
+          </w:p>
+        </w:tc>
+        <w:tc>
+          <w:p>
+            <w:r>
+              <w:rPr>
+                <w:sz w:val="18"/>
+              </w:rPr>
+              <w:t xml:space="preserve">superAdmin: preenche corretamente os campos 'Secu Info' e 'Sxx' e pressiona o botão 'Create' </w:t>
+            </w:r>
+          </w:p>
+        </w:tc>
+        <w:tc>
+          <w:p>
+            <w:r>
+              <w:rPr>
+                <w:sz w:val="18"/>
+              </w:rPr>
+              <w:t>SYSTEM exibe página com dados do novo Secu Info e mensagem que um novo entrada foi adicionado</w:t>
+            </w:r>
+          </w:p>
+        </w:tc>
+      </w:tr>
+      <w:tr>
+        <w:tc>
+          <w:p>
+            <w:r>
+              <w:rPr>
+                <w:sz w:val="18"/>
+              </w:rPr>
+              <w:t>10</w:t>
+            </w:r>
+          </w:p>
+        </w:tc>
+        <w:tc>
+          <w:p>
+            <w:r>
+              <w:rPr>
+                <w:sz w:val="18"/>
+              </w:rPr>
+              <w:t>superAdmin: seleciona opção 'Secu Info' no menu Settings</w:t>
+            </w:r>
+          </w:p>
+        </w:tc>
+        <w:tc>
+          <w:p>
+            <w:r>
+              <w:rPr>
+                <w:sz w:val="18"/>
+              </w:rPr>
+              <w:t>SYSTEM exibe lista de Secu Infos</w:t>
+            </w:r>
+          </w:p>
+        </w:tc>
+      </w:tr>
+      <w:tr>
+        <w:tc>
+          <w:p>
+            <w:r>
+              <w:rPr>
+                <w:sz w:val="18"/>
+              </w:rPr>
+              <w:t>11</w:t>
+            </w:r>
+          </w:p>
+        </w:tc>
+        <w:tc>
+          <w:p>
+            <w:r>
+              <w:rPr>
+                <w:sz w:val="18"/>
+              </w:rPr>
+              <w:t>superAdmin: clica no nome de uma Secu Info</w:t>
+            </w:r>
+          </w:p>
+        </w:tc>
+        <w:tc>
+          <w:p>
+            <w:r>
+              <w:rPr>
+                <w:sz w:val="18"/>
+              </w:rPr>
+              <w:t>SYSTEM exibe dados da Secu Info</w:t>
+            </w:r>
+          </w:p>
+        </w:tc>
+      </w:tr>
+      <w:tr>
+        <w:tc>
+          <w:p>
+            <w:r>
+              <w:rPr>
+                <w:sz w:val="18"/>
+              </w:rPr>
+              <w:t>12</w:t>
+            </w:r>
+          </w:p>
+        </w:tc>
+        <w:tc>
+          <w:p>
+            <w:r>
+              <w:rPr>
+                <w:sz w:val="18"/>
+              </w:rPr>
+              <w:t>superAdmin: clica no botão 'Cancel'</w:t>
+            </w:r>
+          </w:p>
+        </w:tc>
+        <w:tc>
+          <w:p>
+            <w:r>
+              <w:rPr>
+                <w:sz w:val="18"/>
+              </w:rPr>
+              <w:t>SYSTEM retorna a lista de Secu Infos</w:t>
+            </w:r>
+          </w:p>
+        </w:tc>
+      </w:tr>
+    </w:tbl>
+    <w:p>
+      <w:r>
+        <w:br/>
+      </w:r>
+    </w:p>
+    <w:p>
+      <w:pPr>
+        <w:spacing w:before="180" w:after="60"/>
+      </w:pPr>
+      <w:r>
+        <w:rPr>
+          <w:b w:val="on"/>
+          <w:sz w:val="24"/>
+          <w:color w:val="2B6CB0"/>
+        </w:rPr>
+        <w:t>[TC5] Alternative Flow 4: Deleta Secu Info</w:t>
+      </w:r>
+    </w:p>
+    <w:p>
+      <w:pPr>
+        <w:spacing w:after="40"/>
+      </w:pPr>
+      <w:r>
+        <w:rPr>
+          <w:b w:val="on"/>
+          <w:sz w:val="20"/>
+        </w:rPr>
+        <w:t xml:space="preserve">Preconditions: </w:t>
+      </w:r>
+      <w:r>
+        <w:rPr>
+          <w:sz w:val="20"/>
+        </w:rPr>
+        <w:t>Estar logado como super administrador</w:t>
+      </w:r>
+    </w:p>
+    <w:p>
+      <w:pPr>
+        <w:spacing w:after="40"/>
+      </w:pPr>
+      <w:r>
+        <w:rPr>
+          <w:b w:val="on"/>
+          <w:sz w:val="20"/>
+        </w:rPr>
+        <w:t xml:space="preserve">Postconditions: </w:t>
+      </w:r>
+      <w:r>
+        <w:rPr>
+          <w:sz w:val="20"/>
+        </w:rPr>
+        <w:t/>
+      </w:r>
+    </w:p>
+    <w:tbl>
+      <w:tblPr>
+        <w:tblW w:w="5000" w:type="pct"/>
+        <w:tblBorders>
+          <w:top w:val="single"/>
+          <w:left w:val="single"/>
+          <w:bottom w:val="single"/>
+          <w:right w:val="single"/>
+          <w:insideH w:val="single"/>
+          <w:insideV w:val="single"/>
+        </w:tblBorders>
+      </w:tblPr>
+      <w:tr>
+        <w:tc>
+          <w:tcPr>
+            <w:tcW w:w="1200" w:type="dxa"/>
+            <w:shd w:color="auto" w:val="clear" w:fill="2B6CB0"/>
+          </w:tcPr>
+          <w:p>
+            <w:pPr>
+              <w:jc w:val="left"/>
+            </w:pPr>
+            <w:r>
+              <w:rPr>
+                <w:b w:val="on"/>
+                <w:sz w:val="20"/>
+                <w:color w:val="FFFFFF"/>
+              </w:rPr>
+              <w:t>Step #</w:t>
+            </w:r>
+          </w:p>
+        </w:tc>
+        <w:tc>
+          <w:tcPr>
+            <w:tcW w:w="4500" w:type="dxa"/>
+            <w:shd w:color="auto" w:val="clear" w:fill="2B6CB0"/>
+          </w:tcPr>
+          <w:p>
+            <w:pPr>
+              <w:jc w:val="left"/>
+            </w:pPr>
+            <w:r>
+              <w:rPr>
+                <w:b w:val="on"/>
+                <w:sz w:val="20"/>
+                <w:color w:val="FFFFFF"/>
+              </w:rPr>
+              <w:t>Actor Action</w:t>
+            </w:r>
+          </w:p>
+        </w:tc>
+        <w:tc>
+          <w:tcPr>
+            <w:tcW w:w="4500" w:type="dxa"/>
+            <w:shd w:color="auto" w:val="clear" w:fill="2B6CB0"/>
+          </w:tcPr>
+          <w:p>
+            <w:pPr>
+              <w:jc w:val="left"/>
+            </w:pPr>
+            <w:r>
+              <w:rPr>
+                <w:b w:val="on"/>
+                <w:sz w:val="20"/>
+                <w:color w:val="FFFFFF"/>
+              </w:rPr>
+              <w:t>Expected Result (System)</w:t>
+            </w:r>
+          </w:p>
+        </w:tc>
+      </w:tr>
+      <w:tr>
+        <w:tc>
+          <w:p>
+            <w:r>
+              <w:rPr>
+                <w:sz w:val="18"/>
+              </w:rPr>
+              <w:t>1</w:t>
+            </w:r>
+          </w:p>
+        </w:tc>
+        <w:tc>
+          <w:p>
+            <w:r>
+              <w:rPr>
+                <w:sz w:val="18"/>
+              </w:rPr>
+              <w:t>superAdmin: seleciona opção 'Secu Infos' no menu Settings</w:t>
+            </w:r>
+          </w:p>
+        </w:tc>
+        <w:tc>
+          <w:p>
+            <w:r>
+              <w:rPr>
+                <w:sz w:val="18"/>
+              </w:rPr>
+              <w:t>SYSTEM exibe lista de Secu Infos</w:t>
+            </w:r>
+          </w:p>
+        </w:tc>
+      </w:tr>
+      <w:tr>
+        <w:tc>
+          <w:p>
+            <w:r>
+              <w:rPr>
+                <w:sz w:val="18"/>
+              </w:rPr>
+              <w:t>2</w:t>
+            </w:r>
+          </w:p>
+        </w:tc>
+        <w:tc>
+          <w:p>
+            <w:r>
+              <w:rPr>
+                <w:sz w:val="18"/>
+              </w:rPr>
+              <w:t>superAdmin: seleciona o botão 'Create Secu Info', situado no lado direito inferior da tela</w:t>
+            </w:r>
+          </w:p>
+        </w:tc>
+        <w:tc>
+          <w:p>
+            <w:r>
+              <w:rPr>
+                <w:sz w:val="18"/>
+              </w:rPr>
+              <w:t>SYSTEM exibe página com campos de cadastro de novo Secu Info</w:t>
+            </w:r>
+          </w:p>
+        </w:tc>
+      </w:tr>
+      <w:tr>
+        <w:tc>
+          <w:p>
+            <w:r>
+              <w:rPr>
+                <w:sz w:val="18"/>
+              </w:rPr>
+              <w:t>3</w:t>
+            </w:r>
+          </w:p>
+        </w:tc>
+        <w:tc>
+          <w:p>
+            <w:r>
+              <w:rPr>
+                <w:sz w:val="18"/>
+              </w:rPr>
+              <w:t xml:space="preserve">superAdmin: preenche corretamente os campos 'Secu Info' e 'Sxx' e pressiona o botão 'Create' </w:t>
+            </w:r>
+          </w:p>
+        </w:tc>
+        <w:tc>
+          <w:p>
+            <w:r>
+              <w:rPr>
+                <w:sz w:val="18"/>
+              </w:rPr>
+              <w:t>SYSTEM exibe página com dados do novo Secu Info e mensagem que um novo entrada foi adicionado</w:t>
+            </w:r>
+          </w:p>
+        </w:tc>
+      </w:tr>
+      <w:tr>
+        <w:tc>
+          <w:p>
+            <w:r>
+              <w:rPr>
+                <w:sz w:val="18"/>
+              </w:rPr>
+              <w:t>4</w:t>
+            </w:r>
+          </w:p>
+        </w:tc>
+        <w:tc>
+          <w:p>
+            <w:r>
+              <w:rPr>
+                <w:sz w:val="18"/>
+              </w:rPr>
+              <w:t>superAdmin: seleciona opção 'Secu Info' no menu Settings</w:t>
+            </w:r>
+          </w:p>
+        </w:tc>
+        <w:tc>
+          <w:p>
+            <w:r>
+              <w:rPr>
+                <w:sz w:val="18"/>
+              </w:rPr>
+              <w:t>SYSTEM exibe lista de Secu Infos</w:t>
+            </w:r>
+          </w:p>
+        </w:tc>
+      </w:tr>
+      <w:tr>
+        <w:tc>
+          <w:p>
+            <w:r>
+              <w:rPr>
+                <w:sz w:val="18"/>
+              </w:rPr>
+              <w:t>5</w:t>
+            </w:r>
+          </w:p>
+        </w:tc>
+        <w:tc>
+          <w:p>
+            <w:r>
+              <w:rPr>
+                <w:sz w:val="18"/>
+              </w:rPr>
+              <w:t>superAdmin: clica no nome de uma Secu Info</w:t>
+            </w:r>
+          </w:p>
+        </w:tc>
+        <w:tc>
+          <w:p>
+            <w:r>
+              <w:rPr>
+                <w:sz w:val="18"/>
+              </w:rPr>
+              <w:t>SYSTEM exibe dados da Secu Info</w:t>
+            </w:r>
+          </w:p>
+        </w:tc>
+      </w:tr>
+      <w:tr>
+        <w:tc>
+          <w:p>
+            <w:r>
+              <w:rPr>
+                <w:sz w:val="18"/>
+              </w:rPr>
+              <w:t>6</w:t>
+            </w:r>
+          </w:p>
+        </w:tc>
+        <w:tc>
+          <w:p>
+            <w:r>
+              <w:rPr>
+                <w:sz w:val="18"/>
+              </w:rPr>
               <w:t>superAdmin: clica no botão 'Delete'</w:t>
             </w:r>
           </w:p>
@@ -1631,7 +1981,7 @@
               <w:rPr>
                 <w:sz w:val="18"/>
               </w:rPr>
-              <w:t>superAdmin: seleciona o botão 'Create Secu Info'</w:t>
+              <w:t>superAdmin: seleciona o botão 'Create Secu Info', situado no lado direito inferior da tela</w:t>
             </w:r>
           </w:p>
         </w:tc>
